--- a/WF2_KPI_Configuration_BRD.docx
+++ b/WF2_KPI_Configuration_BRD.docx
@@ -3350,7 +3350,7 @@
           <w:sz w:val="20"/>
           <w:szCs w:val="20"/>
         </w:rPr>
-        <w:t xml:space="preserve">Threshold configuration for absolute metrics (Warning/Breach) and delta metrics, with the explicit rule that Concept Drift metrics carry delta thresholds only and no absolute thresholds</w:t>
+        <w:t>Threshold configuration for absolute metrics (Warning/Breach) and delta metrics. Concept Drift metrics (IV, Feature Importance, SHAP — all Feature Level) support both Absolute and Delta threshold modes; absolute threshold fields are displayed in the configuration UI and default to “Not set” until explicitly configured by the Admin.</w:t>
       </w:r>
     </w:p>
     <w:p>
@@ -6976,7 +6976,7 @@
           <w:sz w:val="20"/>
           <w:szCs w:val="20"/>
         </w:rPr>
-        <w:t xml:space="preserve">The table below defines the full metric applicability matrix across all nine Model Families. A tick (✓) indicates the metric is pre-selected and displayed to the Admin for threshold configuration for that family; a dash (–) indicates the metric is not applicable and is not displayed. The final two columns indicate whether absolute thresholds and/or delta thresholds are applicable to each metric. Concept Drift metrics (IV, Feature Importance, SHAP — all Feature Level) carry delta thresholds only; no absolute threshold fields are shown for these metrics.</w:t>
+        <w:t>The table below defines the full metric applicability matrix across all nine Model Families. A tick (✓) indicates the metric is pre-selected and displayed to the Admin for threshold configuration for that family; a dash (–) indicates the metric is not applicable and is not displayed. The final two columns indicate whether absolute thresholds and/or delta thresholds are supported for each metric. Concept Drift metrics (IV, Feature Importance, SHAP — all Feature Level) support both Absolute and Delta threshold modes; absolute threshold fields default to “Not set” until explicitly configured.</w:t>
       </w:r>
     </w:p>
     <w:p>
@@ -19691,7 +19691,7 @@
                 <w:sz w:val="20"/>
                 <w:szCs w:val="20"/>
               </w:rPr>
-              <w:t xml:space="preserve">No</w:t>
+              <w:t>Yes</w:t>
             </w:r>
           </w:p>
         </w:tc>
@@ -20143,7 +20143,7 @@
                 <w:sz w:val="20"/>
                 <w:szCs w:val="20"/>
               </w:rPr>
-              <w:t xml:space="preserve">No</w:t>
+              <w:t>Yes</w:t>
             </w:r>
           </w:p>
         </w:tc>
@@ -21047,7 +21047,7 @@
                 <w:sz w:val="20"/>
                 <w:szCs w:val="20"/>
               </w:rPr>
-              <w:t xml:space="preserve">No</w:t>
+              <w:t>Yes</w:t>
             </w:r>
           </w:p>
         </w:tc>
@@ -21119,7 +21119,7 @@
           <w:sz w:val="20"/>
           <w:szCs w:val="20"/>
         </w:rPr>
-        <w:t xml:space="preserve">The table below documents the default thresholds for the Credit Risk Classification Account Level Cross Sectional model family. Warning Threshold = inner threshold (Amber). Breach Threshold = outer threshold (Red). Direction indicates the trigger condition (&gt; = fires when value exceeds threshold; &lt; = fires when value falls below threshold). Concept Drift metrics (IV, Feature Importance, SHAP) have no absolute thresholds — only delta thresholds apply. Metrics with no threshold values specified (shown as —) are included in the pack and computed by the agents, but no RAG status is determined for those metrics.</w:t>
+        <w:t>The table below documents the default thresholds for the Credit Risk Classification Account Level Cross Sectional model family. Warning Threshold = inner threshold (Amber). Breach Threshold = outer threshold (Red). Direction indicates the trigger condition (&gt; = fires when value exceeds threshold; &lt; = fires when value falls below threshold). Concept Drift metrics (IV, Feature Importance, SHAP) support both Absolute and Delta threshold modes; the absolute Warning/Breach fields default to “Not set” in the system default and are shown as “—” in this table. Metrics with no threshold values specified (shown as —) are included in the pack and computed by the agents, but no RAG status is determined for those metrics.</w:t>
       </w:r>
     </w:p>
     <w:p>
@@ -26300,7 +26300,7 @@
                 <w:sz w:val="20"/>
                 <w:szCs w:val="20"/>
               </w:rPr>
-              <w:t xml:space="preserve">Delta only</w:t>
+              <w:t>Abs + Delta</w:t>
             </w:r>
           </w:p>
         </w:tc>
@@ -26360,7 +26360,7 @@
                 <w:sz w:val="20"/>
                 <w:szCs w:val="20"/>
               </w:rPr>
-              <w:t xml:space="preserve">—</w:t>
+              <w:t>Not set</w:t>
             </w:r>
           </w:p>
         </w:tc>
@@ -26390,7 +26390,7 @@
                 <w:sz w:val="20"/>
                 <w:szCs w:val="20"/>
               </w:rPr>
-              <w:t xml:space="preserve">—</w:t>
+              <w:t>Not set</w:t>
             </w:r>
           </w:p>
         </w:tc>
@@ -26542,7 +26542,7 @@
                 <w:sz w:val="20"/>
                 <w:szCs w:val="20"/>
               </w:rPr>
-              <w:t xml:space="preserve">Delta only</w:t>
+              <w:t>Abs + Delta</w:t>
             </w:r>
           </w:p>
         </w:tc>
@@ -26602,7 +26602,7 @@
                 <w:sz w:val="20"/>
                 <w:szCs w:val="20"/>
               </w:rPr>
-              <w:t xml:space="preserve">—</w:t>
+              <w:t>Not set</w:t>
             </w:r>
           </w:p>
         </w:tc>
@@ -26632,7 +26632,7 @@
                 <w:sz w:val="20"/>
                 <w:szCs w:val="20"/>
               </w:rPr>
-              <w:t xml:space="preserve">—</w:t>
+              <w:t>Not set</w:t>
             </w:r>
           </w:p>
         </w:tc>
@@ -26784,7 +26784,7 @@
                 <w:sz w:val="20"/>
                 <w:szCs w:val="20"/>
               </w:rPr>
-              <w:t xml:space="preserve">Delta only</w:t>
+              <w:t>Abs + Delta</w:t>
             </w:r>
           </w:p>
         </w:tc>
@@ -26844,7 +26844,7 @@
                 <w:sz w:val="20"/>
                 <w:szCs w:val="20"/>
               </w:rPr>
-              <w:t xml:space="preserve">—</w:t>
+              <w:t>Not set</w:t>
             </w:r>
           </w:p>
         </w:tc>
@@ -26874,7 +26874,7 @@
                 <w:sz w:val="20"/>
                 <w:szCs w:val="20"/>
               </w:rPr>
-              <w:t xml:space="preserve">—</w:t>
+              <w:t>Not set</w:t>
             </w:r>
           </w:p>
         </w:tc>
@@ -29841,7 +29841,7 @@
                 <w:sz w:val="20"/>
                 <w:szCs w:val="20"/>
               </w:rPr>
-              <w:t xml:space="preserve">For Concept Drift metrics (IV — Feature Level, Feature Importance — Feature Level, SHAP — Feature Level), the Warning Threshold (Absolute) and Breach Threshold (Absolute) columns shall be hidden or rendered as non-editable disabled fields with a label indicating these are not applicable. Only delta threshold fields shall be active for Concept Drift metrics.</w:t>
+              <w:t>For Concept Drift metrics (IV — Feature Level, Feature Importance — Feature Level, SHAP — Feature Level), the Warning Threshold (Absolute) and Breach Threshold (Absolute) fields shall be displayed in the metric table alongside the delta threshold fields. The absolute threshold cells shall default to a “Not set” indicator until explicitly configured by the Admin. Both delta and absolute threshold fields are active and editable for Concept Drift metrics.</w:t>
             </w:r>
           </w:p>
         </w:tc>
@@ -32440,7 +32440,7 @@
                 <w:sz w:val="20"/>
                 <w:szCs w:val="20"/>
               </w:rPr>
-              <w:t xml:space="preserve">For Concept Drift metrics (IV, Feature Importance, SHAP — all Feature Level), the Warning Threshold (Absolute) and Breach Threshold (Absolute) fields shall not be rendered or shall be permanently disabled. Only Delta Applicable toggle, Delta Warning Threshold, and Delta Breach Threshold fields shall be active.</w:t>
+              <w:t>For Concept Drift metrics (IV, Feature Importance, SHAP — all Feature Level), the Warning Threshold (Absolute) and Breach Threshold (Absolute) fields shall be rendered and shall default to a “Not set” state. Both the Delta Applicable toggle, Delta Warning Threshold, Delta Breach Threshold fields, and the Absolute Warning/Breach threshold fields shall be active and editable for Concept Drift metrics, enabling the Admin to configure either or both threshold modes as needed.</w:t>
             </w:r>
           </w:p>
         </w:tc>
@@ -36325,7 +36325,7 @@
           <w:sz w:val="20"/>
           <w:szCs w:val="20"/>
         </w:rPr>
-        <w:t xml:space="preserve">Interactive HTML wireframes for all six screens covered in this BRD have been delivered as a companion artefact (model_monitoring_workflow3_wireframe.html). The wireframes illustrate the Model Family → Pack List → Pack Detail navigation hierarchy, family-specific metric display (no inapplicable metrics shown), the Concept Drift threshold model (delta fields only), threshold-less metric 'Not set' indicators, the New KPI Pack clone flow, and the Model-Level Override model selector. In-line annotations reference BRD requirement IDs.</w:t>
+        <w:t>Interactive HTML wireframes for all six screens covered in this BRD have been delivered as a companion artefact (WF2_KPI_Configuration_Wireframe.html). The wireframes illustrate the Model Family → Pack List → Pack Detail navigation hierarchy, family-specific metric display (no inapplicable metrics shown), the Concept Drift threshold model (absolute and delta fields both displayed, absolute fields defaulting to “Not set”), threshold-less metric “Not set” indicators, the New KPI Pack clone flow, and the Model-Level Override model selector. In-line annotations reference BRD requirement IDs.</w:t>
       </w:r>
     </w:p>
     <w:p>

--- a/WF2_KPI_Configuration_BRD.docx
+++ b/WF2_KPI_Configuration_BRD.docx
@@ -4741,7 +4741,7 @@
                 <w:sz w:val="20"/>
                 <w:szCs w:val="20"/>
               </w:rPr>
-              <w:t xml:space="preserve">Admin clicks Edit Pack and sets Warning and Breach thresholds (absolute where applicable, delta where applicable) per metric. Concept Drift metrics show delta threshold fields only — no absolute threshold fields.</w:t>
+              <w:t>Admin clicks Edit Pack and sets Warning and Breach thresholds (absolute where applicable, delta where applicable) per metric. Concept Drift metrics show both absolute and delta threshold fields; absolute threshold fields default to 'Not set' until explicitly configured.</w:t>
             </w:r>
           </w:p>
         </w:tc>
@@ -31014,7 +31014,7 @@
                 <w:sz w:val="20"/>
                 <w:szCs w:val="20"/>
               </w:rPr>
-              <w:t xml:space="preserve">For Concept Drift metrics in the new pack, absolute threshold fields shall be disabled — only delta threshold fields shall be editable.</w:t>
+              <w:t>For Concept Drift metrics in the new pack, both the absolute threshold fields (Warning and Breach) and the delta threshold fields shall be active and editable, consistent with the Pack Detail View and WF3-THR-002. Absolute threshold fields default to a 'Not set' state until explicitly configured by the Admin.</w:t>
             </w:r>
           </w:p>
         </w:tc>
@@ -31819,7 +31819,7 @@
                 <w:sz w:val="20"/>
                 <w:szCs w:val="20"/>
               </w:rPr>
-              <w:t xml:space="preserve">For Concept Drift metrics in the override view, absolute threshold fields shall be disabled — only delta fields shall be editable.</w:t>
+              <w:t>For Concept Drift metrics in the override view, both the absolute threshold fields and the delta threshold fields shall be active and editable, consistent with the Pack Detail View and WF3-THR-002.</w:t>
             </w:r>
           </w:p>
         </w:tc>
@@ -37551,7 +37551,7 @@
                 <w:sz w:val="20"/>
                 <w:szCs w:val="20"/>
               </w:rPr>
-              <w:t xml:space="preserve">A fixed numeric boundary applied to the raw metric value. Triggers AMBER (Warning) or RED (Breach) when the metric crosses the configured threshold in the configured direction. Not applicable to Concept Drift metrics.</w:t>
+              <w:t>A fixed numeric boundary applied to the raw metric value. Triggers AMBER (Warning) or RED (Breach) when the metric crosses the configured threshold in the configured direction.</w:t>
             </w:r>
           </w:p>
         </w:tc>
@@ -37675,7 +37675,7 @@
                 <w:sz w:val="20"/>
                 <w:szCs w:val="20"/>
               </w:rPr>
-              <w:t xml:space="preserve">A change in the statistical relationship between model input features and the target variable. Monitored via delta/relative thresholds only — no absolute thresholds apply.</w:t>
+              <w:t>A change in the statistical relationship between model input features and the target variable. Concept Drift metrics (IV — Feature Level, Feature Importance — Feature Level, SHAP — Feature Level) support both Absolute and Delta threshold modes; absolute threshold fields default to 'Not set' until explicitly configured by the Admin.</w:t>
             </w:r>
           </w:p>
         </w:tc>
